--- a/docs/Retail Sales-insights.docx
+++ b/docs/Retail Sales-insights.docx
@@ -415,6 +415,9 @@
         </w:tc>
       </w:tr>
       <w:tr>
+        <w:trPr>
+          <w:trHeight w:val="58"/>
+        </w:trPr>
         <w:tc>
           <w:tcPr>
             <w:cnfStyle w:val="001000000000" w:firstRow="0" w:lastRow="0" w:firstColumn="1" w:lastColumn="0" w:oddVBand="0" w:evenVBand="0" w:oddHBand="0" w:evenHBand="0" w:firstRowFirstColumn="0" w:firstRowLastColumn="0" w:lastRowFirstColumn="0" w:lastRowLastColumn="0"/>
@@ -1880,6 +1883,9 @@
     </w:p>
     <w:p>
       <w:r>
+        <w:rPr>
+          <w:noProof/>
+        </w:rPr>
         <w:drawing>
           <wp:inline distT="0" distB="0" distL="0" distR="0" wp14:anchorId="64DF0FB2" wp14:editId="5830D84E">
             <wp:extent cx="5731510" cy="3260090"/>
@@ -1935,11 +1941,6 @@
       </w:r>
     </w:p>
     <w:p>
-      <w:r>
-        <w:t>[Insert Inventory Dashboard Screenshot Here]</w:t>
-      </w:r>
-    </w:p>
-    <w:p>
       <w:pPr>
         <w:rPr>
           <w:b/>
@@ -2076,11 +2077,14 @@
     </w:p>
     <w:p>
       <w:r>
+        <w:rPr>
+          <w:noProof/>
+        </w:rPr>
         <w:drawing>
-          <wp:inline distT="0" distB="0" distL="0" distR="0" wp14:anchorId="54422051" wp14:editId="635C83B1">
-            <wp:extent cx="5731510" cy="3212465"/>
-            <wp:effectExtent l="0" t="0" r="2540" b="6985"/>
-            <wp:docPr id="1255336045" name="Picture 1"/>
+          <wp:inline distT="0" distB="0" distL="0" distR="0" wp14:anchorId="2D5C1DB9" wp14:editId="5C7743D6">
+            <wp:extent cx="5731510" cy="3256280"/>
+            <wp:effectExtent l="0" t="0" r="2540" b="1270"/>
+            <wp:docPr id="1552260023" name="Picture 1"/>
             <wp:cNvGraphicFramePr>
               <a:graphicFrameLocks xmlns:a="http://schemas.openxmlformats.org/drawingml/2006/main" noChangeAspect="1"/>
             </wp:cNvGraphicFramePr>
@@ -2088,7 +2092,7 @@
               <a:graphicData uri="http://schemas.openxmlformats.org/drawingml/2006/picture">
                 <pic:pic xmlns:pic="http://schemas.openxmlformats.org/drawingml/2006/picture">
                   <pic:nvPicPr>
-                    <pic:cNvPr id="1255336045" name=""/>
+                    <pic:cNvPr id="1552260023" name=""/>
                     <pic:cNvPicPr/>
                   </pic:nvPicPr>
                   <pic:blipFill>
@@ -2100,7 +2104,7 @@
                   <pic:spPr>
                     <a:xfrm>
                       <a:off x="0" y="0"/>
-                      <a:ext cx="5731510" cy="3212465"/>
+                      <a:ext cx="5731510" cy="3256280"/>
                     </a:xfrm>
                     <a:prstGeom prst="rect">
                       <a:avLst/>
@@ -2117,6 +2121,7 @@
     <w:p/>
     <w:p/>
     <w:p/>
+    <w:p/>
     <w:p>
       <w:pPr>
         <w:rPr>
@@ -2295,12 +2300,15 @@
     <w:p>
       <w:r>
         <w:pict w14:anchorId="2F71AED2">
-          <v:rect id="_x0000_i1685" style="width:0;height:1.5pt" o:hralign="center" o:hrstd="t" o:hr="t" fillcolor="#a0a0a0" stroked="f"/>
+          <v:rect id="_x0000_i1025" style="width:0;height:1.5pt" o:hralign="center" o:hrstd="t" o:hr="t" fillcolor="#a0a0a0" stroked="f"/>
         </w:pict>
       </w:r>
     </w:p>
     <w:p>
       <w:r>
+        <w:rPr>
+          <w:noProof/>
+        </w:rPr>
         <w:drawing>
           <wp:inline distT="0" distB="0" distL="0" distR="0" wp14:anchorId="03D86E84" wp14:editId="54C0992E">
             <wp:extent cx="5731510" cy="3228975"/>
@@ -2341,7 +2349,7 @@
     <w:p>
       <w:r>
         <w:pict w14:anchorId="374C86C8">
-          <v:rect id="_x0000_i1686" style="width:0;height:1.5pt" o:hralign="center" o:hrstd="t" o:hr="t" fillcolor="#a0a0a0" stroked="f"/>
+          <v:rect id="_x0000_i1026" style="width:0;height:1.5pt" o:hralign="center" o:hrstd="t" o:hr="t" fillcolor="#a0a0a0" stroked="f"/>
         </w:pict>
       </w:r>
     </w:p>
@@ -2956,14 +2964,14 @@
     <w:p>
       <w:r>
         <w:pict w14:anchorId="38DB0898">
-          <v:rect id="_x0000_i1689" style="width:0;height:1.5pt" o:hralign="center" o:hrstd="t" o:hr="t" fillcolor="#a0a0a0" stroked="f"/>
+          <v:rect id="_x0000_i1027" style="width:0;height:1.5pt" o:hralign="center" o:hrstd="t" o:hr="t" fillcolor="#a0a0a0" stroked="f"/>
         </w:pict>
       </w:r>
     </w:p>
     <w:p>
       <w:r>
         <w:pict w14:anchorId="45E593FF">
-          <v:rect id="_x0000_i1690" style="width:0;height:1.5pt" o:hralign="center" o:hrstd="t" o:hr="t" fillcolor="#a0a0a0" stroked="f"/>
+          <v:rect id="_x0000_i1028" style="width:0;height:1.5pt" o:hralign="center" o:hrstd="t" o:hr="t" fillcolor="#a0a0a0" stroked="f"/>
         </w:pict>
       </w:r>
     </w:p>
@@ -10951,6 +10959,7 @@
   <w:style w:type="character" w:default="1" w:styleId="DefaultParagraphFont">
     <w:name w:val="Default Paragraph Font"/>
     <w:uiPriority w:val="1"/>
+    <w:semiHidden/>
     <w:unhideWhenUsed/>
   </w:style>
   <w:style w:type="table" w:default="1" w:styleId="TableNormal">
